--- a/SubAudit_Spec.docx
+++ b/SubAudit_Spec.docx
@@ -2085,43 +2085,9 @@
             <w:vAlign w:val="center"/>
           </w:tcPr>
           <w:p>
-            <w:pPr>
-              <w:jc w:val="center"/>
-            </w:pPr>
-            <w:proofErr w:type="gramStart"/>
-            <w:r>
-              <w:rPr>
-                <w:b/>
-                <w:bCs/>
-                <w:color w:val="FFFFFF"/>
-                <w:sz w:val="18"/>
-                <w:szCs w:val="18"/>
-              </w:rPr>
-              <w:t>STARTER  $</w:t>
-            </w:r>
-            <w:proofErr w:type="gramEnd"/>
-            <w:r>
-              <w:rPr>
-                <w:b/>
-                <w:bCs/>
-                <w:color w:val="FFFFFF"/>
-                <w:sz w:val="18"/>
-                <w:szCs w:val="18"/>
-              </w:rPr>
-              <w:t>19/</w:t>
-            </w:r>
-            <w:proofErr w:type="spellStart"/>
-            <w:r>
-              <w:rPr>
-                <w:b/>
-                <w:bCs/>
-                <w:color w:val="FFFFFF"/>
-                <w:sz w:val="18"/>
-                <w:szCs w:val="18"/>
-              </w:rPr>
-              <w:t>mo</w:t>
-            </w:r>
-            <w:proofErr w:type="spellEnd"/>
+            <w:r>
+              <w:t>STARTER  $9/mo</w:t>
+            </w:r>
           </w:p>
         </w:tc>
         <w:tc>
@@ -2143,43 +2109,9 @@
             <w:vAlign w:val="center"/>
           </w:tcPr>
           <w:p>
-            <w:pPr>
-              <w:jc w:val="center"/>
-            </w:pPr>
-            <w:proofErr w:type="gramStart"/>
-            <w:r>
-              <w:rPr>
-                <w:b/>
-                <w:bCs/>
-                <w:color w:val="FFFFFF"/>
-                <w:sz w:val="18"/>
-                <w:szCs w:val="18"/>
-              </w:rPr>
-              <w:t>PRO  $</w:t>
-            </w:r>
-            <w:proofErr w:type="gramEnd"/>
-            <w:r>
-              <w:rPr>
-                <w:b/>
-                <w:bCs/>
-                <w:color w:val="FFFFFF"/>
-                <w:sz w:val="18"/>
-                <w:szCs w:val="18"/>
-              </w:rPr>
-              <w:t>49/</w:t>
-            </w:r>
-            <w:proofErr w:type="spellStart"/>
-            <w:r>
-              <w:rPr>
-                <w:b/>
-                <w:bCs/>
-                <w:color w:val="FFFFFF"/>
-                <w:sz w:val="18"/>
-                <w:szCs w:val="18"/>
-              </w:rPr>
-              <w:t>mo</w:t>
-            </w:r>
-            <w:proofErr w:type="spellEnd"/>
+            <w:r>
+              <w:t>PRO  $19/mo</w:t>
+            </w:r>
           </w:p>
         </w:tc>
       </w:tr>
